--- a/help/Papers/SideraiPre satudy.docx
+++ b/help/Papers/SideraiPre satudy.docx
@@ -1436,7 +1436,7 @@
         <w:jc w:val="center"/>
         <w:rPr>
           <w:rFonts w:ascii="SF Mono" w:eastAsia="Times New Roman" w:hAnsi="SF Mono" w:cs="Courier New"/>
-          <w:color w:val="333333"/>
+          <w:color w:val="FFFFFF" w:themeColor="background1"/>
           <w:kern w:val="0"/>
           <w:sz w:val="20"/>
           <w:szCs w:val="20"/>
@@ -1447,7 +1447,7 @@
       <w:r>
         <w:rPr>
           <w:rFonts w:ascii="SF Mono" w:eastAsia="Times New Roman" w:hAnsi="SF Mono" w:cs="Courier New"/>
-          <w:color w:val="333333"/>
+          <w:color w:val="FFFFFF" w:themeColor="background1"/>
           <w:kern w:val="0"/>
           <w:sz w:val="20"/>
           <w:szCs w:val="20"/>
@@ -1488,7 +1488,7 @@
         <w:jc w:val="center"/>
         <w:rPr>
           <w:rFonts w:ascii="SF Mono" w:eastAsia="Times New Roman" w:hAnsi="SF Mono" w:cs="Courier New"/>
-          <w:color w:val="333333"/>
+          <w:color w:val="FFFFFF" w:themeColor="background1"/>
           <w:kern w:val="0"/>
           <w:sz w:val="20"/>
           <w:szCs w:val="20"/>
@@ -1499,7 +1499,7 @@
       <w:r>
         <w:rPr>
           <w:rFonts w:ascii="SF Mono" w:eastAsia="Times New Roman" w:hAnsi="SF Mono" w:cs="Courier New"/>
-          <w:color w:val="333333"/>
+          <w:color w:val="FFFFFF" w:themeColor="background1"/>
           <w:kern w:val="0"/>
           <w:sz w:val="20"/>
           <w:szCs w:val="20"/>
@@ -1540,7 +1540,7 @@
         <w:jc w:val="center"/>
         <w:rPr>
           <w:rFonts w:ascii="SF Mono" w:eastAsia="Times New Roman" w:hAnsi="SF Mono" w:cs="Courier New"/>
-          <w:color w:val="333333"/>
+          <w:color w:val="FFFFFF" w:themeColor="background1"/>
           <w:kern w:val="0"/>
           <w:sz w:val="20"/>
           <w:szCs w:val="20"/>
@@ -1551,7 +1551,7 @@
       <w:r>
         <w:rPr>
           <w:rFonts w:ascii="SF Mono" w:eastAsia="Times New Roman" w:hAnsi="SF Mono" w:cs="Courier New"/>
-          <w:color w:val="333333"/>
+          <w:color w:val="FFFFFF" w:themeColor="background1"/>
           <w:kern w:val="0"/>
           <w:sz w:val="20"/>
           <w:szCs w:val="20"/>
@@ -1592,7 +1592,7 @@
         <w:jc w:val="center"/>
         <w:rPr>
           <w:rFonts w:ascii="SF Mono" w:eastAsia="Times New Roman" w:hAnsi="SF Mono" w:cs="Courier New"/>
-          <w:color w:val="333333"/>
+          <w:color w:val="FFFFFF" w:themeColor="background1"/>
           <w:kern w:val="0"/>
           <w:sz w:val="20"/>
           <w:szCs w:val="20"/>
@@ -1603,7 +1603,7 @@
       <w:r>
         <w:rPr>
           <w:rFonts w:ascii="SF Mono" w:eastAsia="Times New Roman" w:hAnsi="SF Mono" w:cs="Courier New"/>
-          <w:color w:val="333333"/>
+          <w:color w:val="FFFFFF" w:themeColor="background1"/>
           <w:kern w:val="0"/>
           <w:sz w:val="20"/>
           <w:szCs w:val="20"/>
@@ -1644,7 +1644,7 @@
         <w:jc w:val="center"/>
         <w:rPr>
           <w:rFonts w:ascii="SF Mono" w:eastAsia="Times New Roman" w:hAnsi="SF Mono" w:cs="Courier New"/>
-          <w:color w:val="333333"/>
+          <w:color w:val="FFFFFF" w:themeColor="background1"/>
           <w:kern w:val="0"/>
           <w:sz w:val="20"/>
           <w:szCs w:val="20"/>
@@ -1655,7 +1655,7 @@
       <w:r>
         <w:rPr>
           <w:rFonts w:ascii="SF Mono" w:eastAsia="Times New Roman" w:hAnsi="SF Mono" w:cs="Courier New"/>
-          <w:color w:val="333333"/>
+          <w:color w:val="FFFFFF" w:themeColor="background1"/>
           <w:kern w:val="0"/>
           <w:sz w:val="20"/>
           <w:szCs w:val="20"/>
@@ -1696,7 +1696,7 @@
         <w:jc w:val="center"/>
         <w:rPr>
           <w:rFonts w:ascii="SF Mono" w:eastAsia="Times New Roman" w:hAnsi="SF Mono" w:cs="Courier New"/>
-          <w:color w:val="333333"/>
+          <w:color w:val="FFFFFF" w:themeColor="background1"/>
           <w:kern w:val="0"/>
           <w:sz w:val="20"/>
           <w:szCs w:val="20"/>
@@ -1707,7 +1707,7 @@
       <w:r>
         <w:rPr>
           <w:rFonts w:ascii="SF Mono" w:eastAsia="Times New Roman" w:hAnsi="SF Mono" w:cs="Courier New"/>
-          <w:color w:val="333333"/>
+          <w:color w:val="FFFFFF" w:themeColor="background1"/>
           <w:kern w:val="0"/>
           <w:sz w:val="20"/>
           <w:szCs w:val="20"/>
@@ -1748,7 +1748,7 @@
         <w:jc w:val="center"/>
         <w:rPr>
           <w:rFonts w:ascii="SF Mono" w:eastAsia="Times New Roman" w:hAnsi="SF Mono" w:cs="Courier New"/>
-          <w:color w:val="333333"/>
+          <w:color w:val="FFFFFF" w:themeColor="background1"/>
           <w:kern w:val="0"/>
           <w:sz w:val="20"/>
           <w:szCs w:val="20"/>
@@ -1759,7 +1759,7 @@
       <w:r>
         <w:rPr>
           <w:rFonts w:ascii="SF Mono" w:eastAsia="Times New Roman" w:hAnsi="SF Mono" w:cs="Courier New"/>
-          <w:color w:val="333333"/>
+          <w:color w:val="FFFFFF" w:themeColor="background1"/>
           <w:kern w:val="0"/>
           <w:sz w:val="20"/>
           <w:szCs w:val="20"/>
@@ -1800,7 +1800,7 @@
         <w:jc w:val="center"/>
         <w:rPr>
           <w:rFonts w:ascii="SF Mono" w:eastAsia="Times New Roman" w:hAnsi="SF Mono" w:cs="Courier New"/>
-          <w:color w:val="333333"/>
+          <w:color w:val="FFFFFF" w:themeColor="background1"/>
           <w:kern w:val="0"/>
           <w:sz w:val="20"/>
           <w:szCs w:val="20"/>
@@ -1811,7 +1811,7 @@
       <w:r>
         <w:rPr>
           <w:rFonts w:ascii="SF Mono" w:eastAsia="Times New Roman" w:hAnsi="SF Mono" w:cs="Courier New"/>
-          <w:color w:val="333333"/>
+          <w:color w:val="FFFFFF" w:themeColor="background1"/>
           <w:kern w:val="0"/>
           <w:sz w:val="20"/>
           <w:szCs w:val="20"/>
@@ -1852,7 +1852,7 @@
         <w:jc w:val="center"/>
         <w:rPr>
           <w:rFonts w:ascii="SF Mono" w:eastAsia="Times New Roman" w:hAnsi="SF Mono" w:cs="Courier New"/>
-          <w:color w:val="333333"/>
+          <w:color w:val="FFFFFF" w:themeColor="background1"/>
           <w:kern w:val="0"/>
           <w:sz w:val="20"/>
           <w:szCs w:val="20"/>
@@ -1863,7 +1863,7 @@
       <w:r>
         <w:rPr>
           <w:rFonts w:ascii="SF Mono" w:eastAsia="Times New Roman" w:hAnsi="SF Mono" w:cs="Courier New"/>
-          <w:color w:val="333333"/>
+          <w:color w:val="FFFFFF" w:themeColor="background1"/>
           <w:kern w:val="0"/>
           <w:sz w:val="20"/>
           <w:szCs w:val="20"/>
@@ -2291,10 +2291,10 @@
         <w:tblLook w:val="04A0" w:firstRow="1" w:lastRow="0" w:firstColumn="1" w:lastColumn="0" w:noHBand="0" w:noVBand="1"/>
       </w:tblPr>
       <w:tblGrid>
-        <w:gridCol w:w="2654"/>
+        <w:gridCol w:w="2653"/>
         <w:gridCol w:w="1672"/>
         <w:gridCol w:w="1621"/>
-        <w:gridCol w:w="1736"/>
+        <w:gridCol w:w="1737"/>
         <w:gridCol w:w="1677"/>
       </w:tblGrid>
       <w:tr>
@@ -4268,11 +4268,11 @@
         <w:tblLook w:val="04A0" w:firstRow="1" w:lastRow="0" w:firstColumn="1" w:lastColumn="0" w:noHBand="0" w:noVBand="1"/>
       </w:tblPr>
       <w:tblGrid>
-        <w:gridCol w:w="2520"/>
+        <w:gridCol w:w="2521"/>
         <w:gridCol w:w="1395"/>
         <w:gridCol w:w="1488"/>
         <w:gridCol w:w="1261"/>
-        <w:gridCol w:w="2696"/>
+        <w:gridCol w:w="2695"/>
       </w:tblGrid>
       <w:tr>
         <w:trPr>
